--- a/templates/salary.docx
+++ b/templates/salary.docx
@@ -16,15 +16,15 @@
         </w:tblCellMar>
       </w:tblPr>
       <w:tblGrid>
-        <w:gridCol w:w="4478"/>
-        <w:gridCol w:w="1865"/>
+        <w:gridCol w:w="4474"/>
+        <w:gridCol w:w="1869"/>
         <w:gridCol w:w="3303"/>
       </w:tblGrid>
       <w:tr>
         <w:trPr/>
         <w:tc>
           <w:tcPr>
-            <w:tcW w:w="4478" w:type="dxa"/>
+            <w:tcW w:w="4474" w:type="dxa"/>
             <w:tcBorders>
               <w:top w:val="single" w:sz="4" w:space="0" w:color="000000"/>
               <w:start w:val="single" w:sz="4" w:space="0" w:color="000000"/>
@@ -330,13 +330,14 @@
                 <w:u w:val="none"/>
                 <w:lang w:val="ru-RU" w:eastAsia="zh-CN" w:bidi="hi-IN"/>
               </w:rPr>
-              <w:t xml:space="preserve"> </w:t>
+              <w:t> </w:t>
             </w:r>
             <w:r>
               <w:rPr>
                 <w:rFonts w:ascii="Times New Roman" w:hAnsi="Times New Roman"/>
                 <w:sz w:val="24"/>
                 <w:szCs w:val="24"/>
+                <w:u w:val="none"/>
                 <w:lang w:val="ru-RU"/>
               </w:rPr>
               <w:t xml:space="preserve">№ </w:t>
@@ -403,7 +404,7 @@
         </w:tc>
         <w:tc>
           <w:tcPr>
-            <w:tcW w:w="1865" w:type="dxa"/>
+            <w:tcW w:w="1869" w:type="dxa"/>
             <w:tcBorders>
               <w:top w:val="single" w:sz="4" w:space="0" w:color="000000"/>
               <w:start w:val="single" w:sz="4" w:space="0" w:color="000000"/>
@@ -508,26 +509,34 @@
               <w:spacing w:lineRule="auto" w:line="240"/>
               <w:jc w:val="start"/>
               <w:rPr>
+                <w:rFonts w:ascii="Times New Roman" w:hAnsi="Times New Roman"/>
+                <w:strike w:val="false"/>
+                <w:dstrike w:val="false"/>
+              </w:rPr>
+            </w:pPr>
+            <w:r>
+              <w:rPr>
+                <w:rFonts w:ascii="Times New Roman" w:hAnsi="Times New Roman"/>
+                <w:strike w:val="false"/>
+                <w:dstrike w:val="false"/>
+              </w:rPr>
+            </w:r>
+          </w:p>
+          <w:p>
+            <w:pPr>
+              <w:pStyle w:val="user2"/>
+              <w:bidi w:val="0"/>
+              <w:spacing w:lineRule="auto" w:line="240"/>
+              <w:jc w:val="start"/>
+              <w:rPr>
                 <w:lang w:val="en-US"/>
               </w:rPr>
             </w:pPr>
             <w:r>
               <w:rPr>
-                <w:lang w:val="en-US"/>
-              </w:rPr>
-              <w:t>{{</w:t>
-            </w:r>
-            <w:r>
-              <w:rPr>
-                <w:lang w:val="ru-RU"/>
-              </w:rPr>
-              <w:t>кому</w:t>
-            </w:r>
-            <w:r>
-              <w:rPr>
-                <w:lang w:val="en-US"/>
-              </w:rPr>
-              <w:t>}}</w:t>
+                <w:lang w:val="ru-RU"/>
+              </w:rPr>
+              <w:t>{{кому}}</w:t>
             </w:r>
           </w:p>
         </w:tc>
@@ -595,21 +604,9 @@
       </w:r>
       <w:r>
         <w:rPr>
-          <w:lang w:val="en-US"/>
-        </w:rPr>
-        <w:t>{{</w:t>
-      </w:r>
-      <w:r>
-        <w:rPr>
           <w:lang w:val="ru-RU"/>
         </w:rPr>
-        <w:t>кому:_имя,_отчество</w:t>
-      </w:r>
-      <w:r>
-        <w:rPr>
-          <w:lang w:val="en-US"/>
-        </w:rPr>
-        <w:t>}}</w:t>
+        <w:t>{{кому:_имя,_отчество}}</w:t>
       </w:r>
       <w:r>
         <w:rPr/>

--- a/templates/salary.docx
+++ b/templates/salary.docx
@@ -16,15 +16,15 @@
         </w:tblCellMar>
       </w:tblPr>
       <w:tblGrid>
-        <w:gridCol w:w="4474"/>
-        <w:gridCol w:w="1869"/>
+        <w:gridCol w:w="4473"/>
+        <w:gridCol w:w="1870"/>
         <w:gridCol w:w="3303"/>
       </w:tblGrid>
       <w:tr>
         <w:trPr/>
         <w:tc>
           <w:tcPr>
-            <w:tcW w:w="4474" w:type="dxa"/>
+            <w:tcW w:w="4473" w:type="dxa"/>
             <w:tcBorders>
               <w:top w:val="single" w:sz="4" w:space="0" w:color="000000"/>
               <w:start w:val="single" w:sz="4" w:space="0" w:color="000000"/>
@@ -33,7 +33,7 @@
           </w:tcPr>
           <w:p>
             <w:pPr>
-              <w:pStyle w:val="user2"/>
+              <w:pStyle w:val="Style16"/>
               <w:bidi w:val="0"/>
               <w:spacing w:lineRule="auto" w:line="240"/>
               <w:jc w:val="center"/>
@@ -102,7 +102,7 @@
           </w:p>
           <w:p>
             <w:pPr>
-              <w:pStyle w:val="user2"/>
+              <w:pStyle w:val="Style16"/>
               <w:bidi w:val="0"/>
               <w:spacing w:lineRule="auto" w:line="240"/>
               <w:jc w:val="center"/>
@@ -134,7 +134,7 @@
           </w:p>
           <w:p>
             <w:pPr>
-              <w:pStyle w:val="user2"/>
+              <w:pStyle w:val="Style16"/>
               <w:bidi w:val="0"/>
               <w:spacing w:lineRule="auto" w:line="240"/>
               <w:jc w:val="center"/>
@@ -155,7 +155,7 @@
           </w:p>
           <w:p>
             <w:pPr>
-              <w:pStyle w:val="user2"/>
+              <w:pStyle w:val="Style16"/>
               <w:bidi w:val="0"/>
               <w:spacing w:lineRule="auto" w:line="240"/>
               <w:jc w:val="center"/>
@@ -176,7 +176,7 @@
           </w:p>
           <w:p>
             <w:pPr>
-              <w:pStyle w:val="user2"/>
+              <w:pStyle w:val="Style16"/>
               <w:bidi w:val="0"/>
               <w:spacing w:lineRule="auto" w:line="240"/>
               <w:jc w:val="center"/>
@@ -197,7 +197,7 @@
           </w:p>
           <w:p>
             <w:pPr>
-              <w:pStyle w:val="user2"/>
+              <w:pStyle w:val="Style16"/>
               <w:bidi w:val="0"/>
               <w:spacing w:lineRule="auto" w:line="240"/>
               <w:jc w:val="center"/>
@@ -218,7 +218,7 @@
           </w:p>
           <w:p>
             <w:pPr>
-              <w:pStyle w:val="user2"/>
+              <w:pStyle w:val="Style16"/>
               <w:bidi w:val="0"/>
               <w:spacing w:lineRule="auto" w:line="240"/>
               <w:jc w:val="center"/>
@@ -250,7 +250,7 @@
           </w:p>
           <w:p>
             <w:pPr>
-              <w:pStyle w:val="user2"/>
+              <w:pStyle w:val="Style16"/>
               <w:bidi w:val="0"/>
               <w:spacing w:lineRule="auto" w:line="240"/>
               <w:jc w:val="center"/>
@@ -273,7 +273,7 @@
           </w:p>
           <w:p>
             <w:pPr>
-              <w:pStyle w:val="user2"/>
+              <w:pStyle w:val="Style16"/>
               <w:bidi w:val="0"/>
               <w:spacing w:lineRule="auto" w:line="240"/>
               <w:jc w:val="center"/>
@@ -296,7 +296,7 @@
           </w:p>
           <w:p>
             <w:pPr>
-              <w:pStyle w:val="user2"/>
+              <w:pStyle w:val="Style16"/>
               <w:bidi w:val="0"/>
               <w:spacing w:lineRule="auto" w:line="240"/>
               <w:jc w:val="center"/>
@@ -355,7 +355,7 @@
           </w:p>
           <w:p>
             <w:pPr>
-              <w:pStyle w:val="user2"/>
+              <w:pStyle w:val="Style16"/>
               <w:bidi w:val="0"/>
               <w:spacing w:lineRule="auto" w:line="240"/>
               <w:jc w:val="center"/>
@@ -379,7 +379,7 @@
           </w:p>
           <w:p>
             <w:pPr>
-              <w:pStyle w:val="user2"/>
+              <w:pStyle w:val="Style16"/>
               <w:bidi w:val="0"/>
               <w:spacing w:lineRule="auto" w:line="240"/>
               <w:jc w:val="center"/>
@@ -404,7 +404,7 @@
         </w:tc>
         <w:tc>
           <w:tcPr>
-            <w:tcW w:w="1869" w:type="dxa"/>
+            <w:tcW w:w="1870" w:type="dxa"/>
             <w:tcBorders>
               <w:top w:val="single" w:sz="4" w:space="0" w:color="000000"/>
               <w:start w:val="single" w:sz="4" w:space="0" w:color="000000"/>
@@ -413,7 +413,7 @@
           </w:tcPr>
           <w:p>
             <w:pPr>
-              <w:pStyle w:val="user2"/>
+              <w:pStyle w:val="Style16"/>
               <w:bidi w:val="0"/>
               <w:spacing w:lineRule="auto" w:line="240"/>
               <w:jc w:val="start"/>
@@ -444,7 +444,7 @@
           </w:tcPr>
           <w:p>
             <w:pPr>
-              <w:pStyle w:val="user2"/>
+              <w:pStyle w:val="Style16"/>
               <w:bidi w:val="0"/>
               <w:spacing w:lineRule="auto" w:line="240"/>
               <w:jc w:val="start"/>
@@ -464,7 +464,7 @@
           </w:p>
           <w:p>
             <w:pPr>
-              <w:pStyle w:val="user2"/>
+              <w:pStyle w:val="Style16"/>
               <w:bidi w:val="0"/>
               <w:spacing w:lineRule="auto" w:line="240"/>
               <w:jc w:val="start"/>
@@ -484,7 +484,7 @@
           </w:p>
           <w:p>
             <w:pPr>
-              <w:pStyle w:val="user2"/>
+              <w:pStyle w:val="Style16"/>
               <w:bidi w:val="0"/>
               <w:spacing w:lineRule="auto" w:line="240"/>
               <w:jc w:val="start"/>
@@ -504,7 +504,7 @@
           </w:p>
           <w:p>
             <w:pPr>
-              <w:pStyle w:val="user2"/>
+              <w:pStyle w:val="Style16"/>
               <w:bidi w:val="0"/>
               <w:spacing w:lineRule="auto" w:line="240"/>
               <w:jc w:val="start"/>
@@ -524,7 +524,7 @@
           </w:p>
           <w:p>
             <w:pPr>
-              <w:pStyle w:val="user2"/>
+              <w:pStyle w:val="Style16"/>
               <w:bidi w:val="0"/>
               <w:spacing w:lineRule="auto" w:line="240"/>
               <w:jc w:val="start"/>
@@ -896,8 +896,8 @@
       <w:rFonts w:cs="Lucida Sans"/>
     </w:rPr>
   </w:style>
-  <w:style w:type="paragraph" w:styleId="user2">
-    <w:name w:val="Содержимое таблицы (user)"/>
+  <w:style w:type="paragraph" w:styleId="Style16">
+    <w:name w:val="Содержимое таблицы"/>
     <w:basedOn w:val="Normal"/>
     <w:qFormat/>
     <w:pPr>
